--- a/vbhc-vn/templates/01-cong-van.docx
+++ b/vbhc-vn/templates/01-cong-van.docx
@@ -315,6 +315,7 @@
               <w:rPr>
                 <w:rFonts w:eastAsia="SimSun"/>
                 <w:i/>
+                <w:sz w:val="26"/>
               </w:rPr>
               <w:t xml:space="preserve"> Lào Cai</w:t>
             </w:r>
